--- a/Sprint20260921-20261002/HERO-69236_20260930_120214.docx
+++ b/Sprint20260921-20261002/HERO-69236_20260930_120214.docx
@@ -870,263 +870,6 @@
         <w:t>2. Advanced Allotment rows remain consistent and match the outlet periods.</w:t>
       </w:r>
     </w:p>
-    <w:p>
-      <w:pPr>
-        <w:spacing w:before="200" w:after="120"/>
-      </w:pPr>
-      <w:r>
-        <w:rPr>
-          <w:rFonts w:ascii="Arial" w:hAnsi="Arial" w:eastAsia="Arial" w:cs="Arial"/>
-          <w:b/>
-          <w:color w:val="000000"/>
-          <w:sz w:val="26"/>
-          <w:u w:val="single"/>
-        </w:rPr>
-        <w:t>Appendix</w:t>
-      </w:r>
-    </w:p>
-    <w:p>
-      <w:pPr>
-        <w:spacing w:before="0" w:after="80"/>
-      </w:pPr>
-      <w:r>
-        <w:rPr>
-          <w:rFonts w:ascii="Arial" w:hAnsi="Arial" w:eastAsia="Arial" w:cs="Arial"/>
-          <w:b/>
-          <w:color w:val="000000"/>
-          <w:sz w:val="20"/>
-          <w:u w:val="none"/>
-        </w:rPr>
-        <w:t>Issue Key:</w:t>
-      </w:r>
-      <w:r>
-        <w:rPr>
-          <w:rFonts w:ascii="Arial" w:hAnsi="Arial" w:eastAsia="Arial" w:cs="Arial"/>
-          <w:b w:val="0"/>
-          <w:color w:val="000000"/>
-          <w:sz w:val="20"/>
-          <w:u w:val="none"/>
-        </w:rPr>
-        <w:t xml:space="preserve"> HERO-69236</w:t>
-      </w:r>
-    </w:p>
-    <w:p>
-      <w:pPr>
-        <w:spacing w:before="0" w:after="80"/>
-      </w:pPr>
-      <w:r>
-        <w:rPr>
-          <w:rFonts w:ascii="Arial" w:hAnsi="Arial" w:eastAsia="Arial" w:cs="Arial"/>
-          <w:b/>
-          <w:color w:val="000000"/>
-          <w:sz w:val="20"/>
-          <w:u w:val="none"/>
-        </w:rPr>
-        <w:t>Summary:</w:t>
-      </w:r>
-      <w:r>
-        <w:rPr>
-          <w:rFonts w:ascii="Arial" w:hAnsi="Arial" w:eastAsia="Arial" w:cs="Arial"/>
-          <w:b w:val="0"/>
-          <w:color w:val="000000"/>
-          <w:sz w:val="20"/>
-          <w:u w:val="none"/>
-        </w:rPr>
-        <w:t xml:space="preserve"> TMS - Period Set auto-deletes first Advanced Allotment row when Segment Allotment is set</w:t>
-      </w:r>
-    </w:p>
-    <w:p>
-      <w:pPr>
-        <w:spacing w:before="0" w:after="80"/>
-      </w:pPr>
-      <w:r>
-        <w:rPr>
-          <w:rFonts w:ascii="Arial" w:hAnsi="Arial" w:eastAsia="Arial" w:cs="Arial"/>
-          <w:b/>
-          <w:color w:val="000000"/>
-          <w:sz w:val="20"/>
-          <w:u w:val="none"/>
-        </w:rPr>
-        <w:t>Component:</w:t>
-      </w:r>
-      <w:r>
-        <w:rPr>
-          <w:rFonts w:ascii="Arial" w:hAnsi="Arial" w:eastAsia="Arial" w:cs="Arial"/>
-          <w:b w:val="0"/>
-          <w:color w:val="000000"/>
-          <w:sz w:val="20"/>
-          <w:u w:val="none"/>
-        </w:rPr>
-        <w:t xml:space="preserve"> RESERVATION</w:t>
-      </w:r>
-    </w:p>
-    <w:p>
-      <w:pPr>
-        <w:spacing w:before="0" w:after="80"/>
-      </w:pPr>
-      <w:r>
-        <w:rPr>
-          <w:rFonts w:ascii="Arial" w:hAnsi="Arial" w:eastAsia="Arial" w:cs="Arial"/>
-          <w:b/>
-          <w:color w:val="000000"/>
-          <w:sz w:val="20"/>
-          <w:u w:val="none"/>
-        </w:rPr>
-        <w:t>Sprint:</w:t>
-      </w:r>
-      <w:r>
-        <w:rPr>
-          <w:rFonts w:ascii="Arial" w:hAnsi="Arial" w:eastAsia="Arial" w:cs="Arial"/>
-          <w:b w:val="0"/>
-          <w:color w:val="000000"/>
-          <w:sz w:val="20"/>
-          <w:u w:val="none"/>
-        </w:rPr>
-        <w:t xml:space="preserve"> TMS - 20260921-20261002</w:t>
-      </w:r>
-    </w:p>
-    <w:p>
-      <w:pPr>
-        <w:spacing w:before="0" w:after="80"/>
-      </w:pPr>
-      <w:r>
-        <w:rPr>
-          <w:rFonts w:ascii="Arial" w:hAnsi="Arial" w:eastAsia="Arial" w:cs="Arial"/>
-          <w:b/>
-          <w:color w:val="000000"/>
-          <w:sz w:val="20"/>
-          <w:u w:val="none"/>
-        </w:rPr>
-        <w:t>Acceptance Criteria (from JIRA):</w:t>
-      </w:r>
-    </w:p>
-    <w:p>
-      <w:pPr>
-        <w:spacing w:before="0" w:after="40"/>
-        <w:ind w:left="360" w:hanging="240"/>
-      </w:pPr>
-      <w:r>
-        <w:rPr>
-          <w:rFonts w:ascii="Arial" w:hAnsi="Arial" w:eastAsia="Arial" w:cs="Arial"/>
-          <w:b w:val="0"/>
-          <w:color w:val="000000"/>
-          <w:sz w:val="20"/>
-          <w:u w:val="none"/>
-        </w:rPr>
-        <w:t>1. Go to the period set and set segment allotment, then save.</w:t>
-      </w:r>
-    </w:p>
-    <w:p>
-      <w:pPr>
-        <w:spacing w:before="0" w:after="40"/>
-        <w:ind w:left="360" w:hanging="240"/>
-      </w:pPr>
-      <w:r>
-        <w:rPr>
-          <w:rFonts w:ascii="Arial" w:hAnsi="Arial" w:eastAsia="Arial" w:cs="Arial"/>
-          <w:b w:val="0"/>
-          <w:color w:val="000000"/>
-          <w:sz w:val="20"/>
-          <w:u w:val="none"/>
-        </w:rPr>
-        <w:t>2. Current (defective) result: the Period Set auto-deletes the first Advanced Allotment row when Segment Allotment is set.</w:t>
-      </w:r>
-    </w:p>
-    <w:p>
-      <w:pPr>
-        <w:spacing w:before="0" w:after="40"/>
-        <w:ind w:left="360" w:hanging="240"/>
-      </w:pPr>
-      <w:r>
-        <w:rPr>
-          <w:rFonts w:ascii="Arial" w:hAnsi="Arial" w:eastAsia="Arial" w:cs="Arial"/>
-          <w:b w:val="0"/>
-          <w:color w:val="000000"/>
-          <w:sz w:val="20"/>
-          <w:u w:val="none"/>
-        </w:rPr>
-        <w:t>3. Expected result: the Period Set must not auto-delete the first Advanced Allotment row when Segment Allotment is set.</w:t>
-      </w:r>
-    </w:p>
-    <w:p>
-      <w:pPr>
-        <w:spacing w:before="0" w:after="80"/>
-      </w:pPr>
-      <w:r>
-        <w:rPr>
-          <w:rFonts w:ascii="Arial" w:hAnsi="Arial" w:eastAsia="Arial" w:cs="Arial"/>
-          <w:b/>
-          <w:color w:val="000000"/>
-          <w:sz w:val="20"/>
-          <w:u w:val="none"/>
-        </w:rPr>
-        <w:t>Regression Scope:</w:t>
-      </w:r>
-    </w:p>
-    <w:p>
-      <w:pPr>
-        <w:spacing w:before="0" w:after="40"/>
-        <w:ind w:left="360" w:hanging="240"/>
-      </w:pPr>
-      <w:r>
-        <w:rPr>
-          <w:rFonts w:ascii="Arial" w:hAnsi="Arial" w:eastAsia="Arial" w:cs="Arial"/>
-          <w:b w:val="0"/>
-          <w:color w:val="000000"/>
-          <w:sz w:val="20"/>
-          <w:u w:val="none"/>
-        </w:rPr>
-        <w:t>1. Period Set save behavior when Segment Allotment is set or updated.</w:t>
-      </w:r>
-    </w:p>
-    <w:p>
-      <w:pPr>
-        <w:spacing w:before="0" w:after="40"/>
-        <w:ind w:left="360" w:hanging="240"/>
-      </w:pPr>
-      <w:r>
-        <w:rPr>
-          <w:rFonts w:ascii="Arial" w:hAnsi="Arial" w:eastAsia="Arial" w:cs="Arial"/>
-          <w:b w:val="0"/>
-          <w:color w:val="000000"/>
-          <w:sz w:val="20"/>
-          <w:u w:val="none"/>
-        </w:rPr>
-        <w:t>2. Advanced Allotment row creation, editing, manual deletion, and persistence after save/reload.</w:t>
-      </w:r>
-    </w:p>
-    <w:p>
-      <w:pPr>
-        <w:spacing w:before="0" w:after="40"/>
-        <w:ind w:left="360" w:hanging="240"/>
-      </w:pPr>
-      <w:r>
-        <w:rPr>
-          <w:rFonts w:ascii="Arial" w:hAnsi="Arial" w:eastAsia="Arial" w:cs="Arial"/>
-          <w:b w:val="0"/>
-          <w:color w:val="000000"/>
-          <w:sz w:val="20"/>
-          <w:u w:val="none"/>
-        </w:rPr>
-        <w:t>3. Consistency between Advanced Allotment Settings and outlet periods.</w:t>
-      </w:r>
-    </w:p>
-    <w:p>
-      <w:pPr>
-        <w:spacing w:before="0" w:after="40"/>
-        <w:ind w:left="360" w:hanging="240"/>
-      </w:pPr>
-      <w:r>
-        <w:rPr>
-          <w:rFonts w:ascii="Arial" w:hAnsi="Arial" w:eastAsia="Arial" w:cs="Arial"/>
-          <w:b w:val="0"/>
-          <w:color w:val="000000"/>
-          <w:sz w:val="20"/>
-          <w:u w:val="none"/>
-        </w:rPr>
-        <w:t>4. Functional testing only; no compatibility or performance testing included.</w:t>
-      </w:r>
-    </w:p>
     <w:sectPr>
       <w:pgSz w:w="12240" w:h="15840"/>
       <w:pgMar w:top="1440" w:right="1800" w:bottom="1440" w:left="1800" w:header="720" w:footer="720" w:gutter="0"/>
